--- a/ky/wisdom-stories/sound-of-the-doorbell.docx
+++ b/ky/wisdom-stories/sound-of-the-doorbell.docx
@@ -279,7 +279,7 @@
           <w:sz w:val="22"/>
           <w:lang w:val="ky-KG"/>
         </w:rPr>
-        <w:t xml:space="preserve">Сабак: </w:t>
+        <w:t>Сабак: Айрым адамдар үчүн бир коңгуроонун үнү, бир салам бүт дүйнөгө тете. Жалгыздардын эшигин каккылоону унутпайлы.</w:t>
       </w:r>
       <w:r>
         <w:rPr>
@@ -288,7 +288,6 @@
           <w:sz w:val="22"/>
           <w:lang w:val="ky-KG"/>
         </w:rPr>
-        <w:t>Жалгыз адамга бир саламдын өзү чоң кубаныч. Убакыт таап, эшигин кагып, ал-жайын сурап тур.</w:t>
       </w:r>
     </w:p>
     <w:p>
@@ -308,7 +307,7 @@
           <w:sz w:val="18"/>
           <w:lang w:val="ky-KG"/>
         </w:rPr>
-        <w:t>Окуя ачык интернет булактарынан алынды.</w:t>
+        <w:t>Аңгемелер ачык интернет булактарынан алынган, иллюстрациялар болсо ЖИ менен түзүлгөн.</w:t>
       </w:r>
     </w:p>
     <w:sectPr>
